--- a/src/main/resources/gulmira/ind_passport.docx
+++ b/src/main/resources/gulmira/ind_passport.docx
@@ -27,7 +27,21 @@
           <w:rFonts w:ascii="Times New Roman" w:hAnsi="Times New Roman"/>
           <w:sz w:val="24"/>
         </w:rPr>
-        <w:t xml:space="preserve">Перевод выполнен с </w:t>
+        <w:t xml:space="preserve">Перевод выполнен </w:t>
+      </w:r>
+      <w:r>
+        <w:rPr>
+          <w:rFonts w:ascii="Times New Roman" w:hAnsi="Times New Roman"/>
+          <w:sz w:val="24"/>
+        </w:rPr>
+        <w:t xml:space="preserve">с </w:t>
+      </w:r>
+      <w:r>
+        <w:rPr>
+          <w:rFonts w:ascii="Times New Roman" w:hAnsi="Times New Roman"/>
+          <w:sz w:val="24"/>
+        </w:rPr>
+        <w:t xml:space="preserve">хинди и </w:t>
       </w:r>
       <w:r>
         <w:rPr>
@@ -48,7 +62,28 @@
           <w:rFonts w:ascii="Times New Roman" w:hAnsi="Times New Roman"/>
           <w:sz w:val="24"/>
         </w:rPr>
-        <w:t>языка на русский язык</w:t>
+        <w:t>язык</w:t>
+      </w:r>
+      <w:r>
+        <w:rPr>
+          <w:rFonts w:ascii="Times New Roman" w:hAnsi="Times New Roman"/>
+          <w:sz w:val="24"/>
+        </w:rPr>
+        <w:t>ов</w:t>
+      </w:r>
+      <w:r>
+        <w:rPr>
+          <w:rFonts w:ascii="Times New Roman" w:hAnsi="Times New Roman"/>
+          <w:sz w:val="24"/>
+        </w:rPr>
+        <w:t xml:space="preserve"> </w:t>
+      </w:r>
+      <w:r>
+        <w:rPr>
+          <w:rFonts w:ascii="Times New Roman" w:hAnsi="Times New Roman"/>
+          <w:sz w:val="24"/>
+        </w:rPr>
+        <w:t>на русский язык</w:t>
       </w:r>
     </w:p>
     <w:p>
